--- a/src/content/poetry/27-poet-ya/ru.docx
+++ b/src/content/poetry/27-poet-ya/ru.docx
@@ -7,17 +7,15 @@
         <w:pStyle w:val="ad"/>
         <w:rPr>
           <w:rFonts w:asciiTheme="majorBidi" w:hAnsiTheme="majorBidi" w:cstheme="majorBidi"/>
+        </w:rPr>
+      </w:pPr>
+      <w:r>
+        <w:rPr>
+          <w:rFonts w:asciiTheme="majorBidi" w:hAnsiTheme="majorBidi" w:cstheme="majorBidi"/>
+          <w:bCs/>
           <w:b/>
-          <w:bCs/>
-        </w:rPr>
-      </w:pPr>
-      <w:r>
-        <w:rPr>
-          <w:rFonts w:asciiTheme="majorBidi" w:hAnsiTheme="majorBidi" w:cstheme="majorBidi"/>
-          <w:b/>
-          <w:bCs/>
-        </w:rPr>
-        <w:t>Поэт я…</w:t>
+        </w:rPr>
+        <w:t xml:space="preserve">Поэт я...</w:t>
       </w:r>
     </w:p>
     <w:p>
@@ -2484,16 +2482,18 @@
     </w:p>
     <w:p>
       <w:pPr>
-        <w:jc w:val="center"/>
-        <w:rPr>
-          <w:rFonts w:asciiTheme="majorBidi" w:hAnsiTheme="majorBidi" w:cstheme="majorBidi"/>
-        </w:rPr>
-      </w:pPr>
-      <w:r>
-        <w:rPr>
-          <w:rFonts w:asciiTheme="majorBidi" w:hAnsiTheme="majorBidi" w:cstheme="majorBidi"/>
-        </w:rPr>
-        <w:t>10 марта 2026г.</w:t>
+        <w:spacing w:before="200"/>
+        <w:rPr>
+          <w:i/>
+          <w:iCs/>
+        </w:rPr>
+      </w:pPr>
+      <w:r>
+        <w:rPr>
+          <w:i/>
+          <w:iCs/>
+        </w:rPr>
+        <w:t xml:space="preserve">10.03.2026, Сергей Панкратиус</w:t>
       </w:r>
     </w:p>
     <w:sectPr>
